--- a/HITRUST-CSF/CSW-HITRUST-Compliance-Report.docx
+++ b/HITRUST-CSF/CSW-HITRUST-Compliance-Report.docx
@@ -10,7 +10,7 @@
         <w:t xml:space="preserve">Cisco Secure Workload - HITRUST CSF Compliance Report</w:t>
       </w:r>
     </w:p>
-    <w:bookmarkStart w:id="17" w:name="X0e521d497ed4757e8491af07daa18ecfdd2bd91"/>
+    <w:bookmarkStart w:id="22" w:name="X0e521d497ed4757e8491af07daa18ecfdd2bd91"/>
     <w:p>
       <w:pPr>
         <w:pStyle w:val="Heading1"/>
@@ -59,7 +59,7 @@
         <w:t xml:space="preserve"> </w:t>
       </w:r>
       <w:r>
-        <w:t xml:space="preserve">Healthcare, life sciences, payer, provider, and service-provider teams preparing HITRUST evidence.</w:t>
+        <w:t xml:space="preserve">Healthcare covered entities, payers, providers, life-sciences organisations, and service providers preparing for or maintaining HITRUST CSF certification.</w:t>
       </w:r>
       <w:r>
         <w:br/>
@@ -75,7 +75,7 @@
         <w:t xml:space="preserve"> </w:t>
       </w:r>
       <w:r>
-        <w:t xml:space="preserve">Harmonized HIPAA / ISO / NIST / PCI mapping, e1/i1/r2 assessment guidance, network segregation, vulnerability management, and incident evidence.</w:t>
+        <w:t xml:space="preserve">Network segregation, vulnerability management with reachability, monitoring, and incident response evidence harmonised against the HIPAA / ISO 27001 / NIST 800-53 / PCI authoritative sources HITRUST CSF integrates.</w:t>
       </w:r>
     </w:p>
     <w:p>
@@ -86,12 +86,96 @@
       </w:r>
     </w:p>
     <w:bookmarkEnd w:id="9"/>
-    <w:bookmarkStart w:id="10" w:name="executive-summary"/>
+    <w:bookmarkStart w:id="10" w:name="framework-version-note"/>
     <w:p>
       <w:pPr>
         <w:pStyle w:val="Heading2"/>
       </w:pPr>
       <w:r>
+        <w:t xml:space="preserve">Framework Version Note</w:t>
+      </w:r>
+    </w:p>
+    <w:p>
+      <w:pPr>
+        <w:pStyle w:val="FirstParagraph"/>
+      </w:pPr>
+      <w:r>
+        <w:t xml:space="preserve">References HITRUST CSF v11. HITRUST evolves the CSF periodically; assessment levels (e1, i1, r2) have different evidence requirements. Validate the version, assessment level, and authoritative-source mappings against the customer’s HITRUST authoritative-sources list.</w:t>
+      </w:r>
+    </w:p>
+    <w:bookmarkEnd w:id="10"/>
+    <w:bookmarkStart w:id="11" w:name="csw-ui-navigation-note"/>
+    <w:p>
+      <w:pPr>
+        <w:pStyle w:val="Heading2"/>
+      </w:pPr>
+      <w:r>
+        <w:t xml:space="preserve">CSW UI Navigation Note</w:t>
+      </w:r>
+    </w:p>
+    <w:p>
+      <w:pPr>
+        <w:pStyle w:val="FirstParagraph"/>
+      </w:pPr>
+      <w:r>
+        <w:t xml:space="preserve">Cisco does not yet publish framework-specific CSW UI navigation for this standard; framework-specific navigation is on the product roadmap. This report references CSW</w:t>
+      </w:r>
+      <w:r>
+        <w:t xml:space="preserve"> </w:t>
+      </w:r>
+      <w:r>
+        <w:rPr>
+          <w:i/>
+          <w:iCs/>
+        </w:rPr>
+        <w:t xml:space="preserve">capabilities</w:t>
+      </w:r>
+      <w:r>
+        <w:t xml:space="preserve"> </w:t>
+      </w:r>
+      <w:r>
+        <w:t xml:space="preserve">and the</w:t>
+      </w:r>
+      <w:r>
+        <w:t xml:space="preserve"> </w:t>
+      </w:r>
+      <w:r>
+        <w:rPr>
+          <w:i/>
+          <w:iCs/>
+        </w:rPr>
+        <w:t xml:space="preserve">evidence artifacts</w:t>
+      </w:r>
+      <w:r>
+        <w:t xml:space="preserve"> </w:t>
+      </w:r>
+      <w:r>
+        <w:t xml:space="preserve">they produce. The technical runbook (</w:t>
+      </w:r>
+      <w:r>
+        <w:rPr>
+          <w:rStyle w:val="VerbatimChar"/>
+        </w:rPr>
+        <w:t xml:space="preserve">CSW-HITRUST-Technical-Runbook.md</w:t>
+      </w:r>
+      <w:r>
+        <w:t xml:space="preserve">) in this folder contains the deeper engineering detail.</w:t>
+      </w:r>
+    </w:p>
+    <w:p>
+      <w:r>
+        <w:pict>
+          <v:rect style="width:0;height:1.5pt" o:hralign="center" o:hrstd="t" o:hr="t"/>
+        </w:pict>
+      </w:r>
+    </w:p>
+    <w:bookmarkEnd w:id="11"/>
+    <w:bookmarkStart w:id="12" w:name="executive-summary"/>
+    <w:p>
+      <w:pPr>
+        <w:pStyle w:val="Heading2"/>
+      </w:pPr>
+      <w:r>
         <w:t xml:space="preserve">Executive Summary</w:t>
       </w:r>
     </w:p>
@@ -100,7 +184,7 @@
         <w:pStyle w:val="FirstParagraph"/>
       </w:pPr>
       <w:r>
-        <w:t xml:space="preserve">Cisco Secure Workload (CSW) can support this framework by producing workload-level evidence for inventory, application dependency mapping, segmentation design, policy simulation, vulnerability context, and incident investigation. The strongest customer story is not that CSW</w:t>
+        <w:t xml:space="preserve">Cisco Secure Workload (CSW) supports a defined subset of this framework. The strongest customer story is not that CSW</w:t>
       </w:r>
       <w:r>
         <w:t xml:space="preserve"> </w:t>
@@ -112,11 +196,43 @@
         <w:t xml:space="preserve"> </w:t>
       </w:r>
       <w:r>
-        <w:t xml:space="preserve">compliance; it is that CSW turns workload communication into evidence that control owners, assessors, and technical teams can review.</w:t>
-      </w:r>
-    </w:p>
-    <w:bookmarkEnd w:id="10"/>
-    <w:bookmarkStart w:id="11" w:name="suggested-csw-scope-pattern"/>
+        <w:t xml:space="preserve">compliance; it is that CSW turns workload communication and inventory into evidence that the customer, the customer’s compliance team, and the customer’s assessor can review. This report describes which framework topics CSW supports, which it does not, what evidence artifacts CSW produces, and how often the customer should collect them. CSW does</w:t>
+      </w:r>
+      <w:r>
+        <w:t xml:space="preserve"> </w:t>
+      </w:r>
+      <w:r>
+        <w:rPr>
+          <w:b/>
+          <w:bCs/>
+        </w:rPr>
+        <w:t xml:space="preserve">not</w:t>
+      </w:r>
+      <w:r>
+        <w:t xml:space="preserve"> </w:t>
+      </w:r>
+      <w:r>
+        <w:t xml:space="preserve">replace the customer’s governance, policy, or assessor judgement, and this report is</w:t>
+      </w:r>
+      <w:r>
+        <w:t xml:space="preserve"> </w:t>
+      </w:r>
+      <w:r>
+        <w:rPr>
+          <w:b/>
+          <w:bCs/>
+        </w:rPr>
+        <w:t xml:space="preserve">not</w:t>
+      </w:r>
+      <w:r>
+        <w:t xml:space="preserve"> </w:t>
+      </w:r>
+      <w:r>
+        <w:t xml:space="preserve">a control attestation.</w:t>
+      </w:r>
+    </w:p>
+    <w:bookmarkEnd w:id="12"/>
+    <w:bookmarkStart w:id="13" w:name="suggested-csw-scope-pattern"/>
     <w:p>
       <w:pPr>
         <w:pStyle w:val="Heading2"/>
@@ -127,7 +243,7 @@
     </w:p>
     <w:p>
       <w:pPr>
-        <w:pStyle w:val="FirstParagraph"/>
+        <w:pStyle w:val="SourceCode"/>
       </w:pPr>
       <w:r>
         <w:rPr>
@@ -136,85 +252,67 @@
         <w:t xml:space="preserve">HITRUST-CSF</w:t>
       </w:r>
       <w:r>
-        <w:t xml:space="preserve"> </w:t>
-      </w:r>
-      <w:r>
-        <w:t xml:space="preserve">&gt;</w:t>
-      </w:r>
-      <w:r>
-        <w:t xml:space="preserve"> </w:t>
+        <w:br/>
       </w:r>
       <w:r>
         <w:rPr>
           <w:rStyle w:val="VerbatimChar"/>
         </w:rPr>
-        <w:t xml:space="preserve">Regulated-Data-Systems</w:t>
-      </w:r>
-      <w:r>
-        <w:t xml:space="preserve">,</w:t>
-      </w:r>
-      <w:r>
-        <w:t xml:space="preserve"> </w:t>
+        <w:t xml:space="preserve">├── Regulated-Data-Systems (ePHI, PCI-CDE if applicable, PII)</w:t>
+      </w:r>
+      <w:r>
+        <w:br/>
       </w:r>
       <w:r>
         <w:rPr>
           <w:rStyle w:val="VerbatimChar"/>
         </w:rPr>
-        <w:t xml:space="preserve">Network-Segmentation</w:t>
-      </w:r>
-      <w:r>
-        <w:t xml:space="preserve">,</w:t>
-      </w:r>
-      <w:r>
-        <w:t xml:space="preserve"> </w:t>
+        <w:t xml:space="preserve">├── Network-Segmentation-Boundary</w:t>
+      </w:r>
+      <w:r>
+        <w:br/>
       </w:r>
       <w:r>
         <w:rPr>
           <w:rStyle w:val="VerbatimChar"/>
         </w:rPr>
-        <w:t xml:space="preserve">Vulnerability-Management</w:t>
-      </w:r>
-      <w:r>
-        <w:t xml:space="preserve">,</w:t>
-      </w:r>
-      <w:r>
-        <w:t xml:space="preserve"> </w:t>
+        <w:t xml:space="preserve">├── Vulnerability-Management-Scope</w:t>
+      </w:r>
+      <w:r>
+        <w:br/>
       </w:r>
       <w:r>
         <w:rPr>
           <w:rStyle w:val="VerbatimChar"/>
         </w:rPr>
-        <w:t xml:space="preserve">Incident-Evidence</w:t>
-      </w:r>
-      <w:r>
-        <w:t xml:space="preserve">,</w:t>
-      </w:r>
-      <w:r>
-        <w:t xml:space="preserve"> </w:t>
+        <w:t xml:space="preserve">├── Incident-Evidence</w:t>
+      </w:r>
+      <w:r>
+        <w:br/>
       </w:r>
       <w:r>
         <w:rPr>
           <w:rStyle w:val="VerbatimChar"/>
         </w:rPr>
-        <w:t xml:space="preserve">Third-Party-Egress</w:t>
-      </w:r>
-    </w:p>
-    <w:p>
-      <w:pPr>
-        <w:pStyle w:val="BodyText"/>
+        <w:t xml:space="preserve">└── Third-Party-Egress</w:t>
+      </w:r>
+    </w:p>
+    <w:p>
+      <w:pPr>
+        <w:pStyle w:val="FirstParagraph"/>
       </w:pPr>
       <w:r>
         <w:t xml:space="preserve">This scope pattern should be validated with the customer’s architecture, application owners, compliance team, and assessor before it is used for formal evidence.</w:t>
       </w:r>
     </w:p>
-    <w:bookmarkEnd w:id="11"/>
-    <w:bookmarkStart w:id="12" w:name="outcomes-csw-can-support"/>
+    <w:bookmarkEnd w:id="13"/>
+    <w:bookmarkStart w:id="14" w:name="in-scope-for-csw-evidence"/>
     <w:p>
       <w:pPr>
         <w:pStyle w:val="Heading2"/>
       </w:pPr>
       <w:r>
-        <w:t xml:space="preserve">Outcomes CSW Can Support</w:t>
+        <w:t xml:space="preserve">In Scope for CSW Evidence</w:t>
       </w:r>
     </w:p>
     <w:p>
@@ -226,7 +324,7 @@
         </w:numPr>
       </w:pPr>
       <w:r>
-        <w:t xml:space="preserve">Support HITRUST-aligned evidence for segmentation and network protection.</w:t>
+        <w:t xml:space="preserve">Network Protection / Segregation (HITRUST 09.m / 09.s; HIPAA Security Rule technical safeguards; ISO 27001 A.13; 800-53 SC-7 / AC-4)</w:t>
       </w:r>
     </w:p>
     <w:p>
@@ -238,7 +336,7 @@
         </w:numPr>
       </w:pPr>
       <w:r>
-        <w:t xml:space="preserve">Map workload controls to harmonized HIPAA, ISO, NIST, and PCI themes.</w:t>
+        <w:t xml:space="preserve">Vulnerability Management (HITRUST 06; 800-53 RA-5 / SI-2)</w:t>
       </w:r>
     </w:p>
     <w:p>
@@ -250,7 +348,7 @@
         </w:numPr>
       </w:pPr>
       <w:r>
-        <w:t xml:space="preserve">Identify vulnerability exposure and reachable regulated workloads.</w:t>
+        <w:t xml:space="preserve">Monitoring (HITRUST 09; 800-53 SI-4 / AU family)</w:t>
       </w:r>
     </w:p>
     <w:p>
@@ -262,17 +360,29 @@
         </w:numPr>
       </w:pPr>
       <w:r>
-        <w:t xml:space="preserve">Build incident and monitoring evidence for assessment review.</w:t>
-      </w:r>
-    </w:p>
-    <w:bookmarkEnd w:id="12"/>
-    <w:bookmarkStart w:id="13" w:name="evidence-package"/>
+        <w:t xml:space="preserve">Incident Response (HITRUST 11; 800-53 IR family)</w:t>
+      </w:r>
+    </w:p>
+    <w:p>
+      <w:pPr>
+        <w:pStyle w:val="Compact"/>
+        <w:numPr>
+          <w:ilvl w:val="0"/>
+          <w:numId w:val="1001"/>
+        </w:numPr>
+      </w:pPr>
+      <w:r>
+        <w:t xml:space="preserve">Third-party / business-associate egress (HIPAA business-associate context)</w:t>
+      </w:r>
+    </w:p>
+    <w:bookmarkEnd w:id="14"/>
+    <w:bookmarkStart w:id="15" w:name="Xaed999129ed4b1f11f99b5af2968248bad86dd6"/>
     <w:p>
       <w:pPr>
         <w:pStyle w:val="Heading2"/>
       </w:pPr>
       <w:r>
-        <w:t xml:space="preserve">Evidence Package</w:t>
+        <w:t xml:space="preserve">Out of Scope (Must Be Evidenced by Other Controls / Tools / Processes)</w:t>
       </w:r>
     </w:p>
     <w:p>
@@ -284,7 +394,7 @@
         </w:numPr>
       </w:pPr>
       <w:r>
-        <w:t xml:space="preserve">HITRUST-scoped workload inventory</w:t>
+        <w:t xml:space="preserve">Organisational policy, training, and governance domains</w:t>
       </w:r>
     </w:p>
     <w:p>
@@ -296,7 +406,7 @@
         </w:numPr>
       </w:pPr>
       <w:r>
-        <w:t xml:space="preserve">Segmentation and network restriction evidence</w:t>
+        <w:t xml:space="preserve">Physical and environmental controls</w:t>
       </w:r>
     </w:p>
     <w:p>
@@ -308,7 +418,7 @@
         </w:numPr>
       </w:pPr>
       <w:r>
-        <w:t xml:space="preserve">Vulnerability exposure summary</w:t>
+        <w:t xml:space="preserve">Identity lifecycle and access management beyond workload-to-workload</w:t>
       </w:r>
     </w:p>
     <w:p>
@@ -320,7 +430,7 @@
         </w:numPr>
       </w:pPr>
       <w:r>
-        <w:t xml:space="preserve">Third-party egress summary</w:t>
+        <w:t xml:space="preserve">Cryptography enforcement</w:t>
       </w:r>
     </w:p>
     <w:p>
@@ -332,11 +442,605 @@
         </w:numPr>
       </w:pPr>
       <w:r>
-        <w:t xml:space="preserve">Incident timeline and monitoring sample</w:t>
-      </w:r>
-    </w:p>
-    <w:bookmarkEnd w:id="13"/>
-    <w:bookmarkStart w:id="14" w:name="pov-workshop-approach"/>
+        <w:t xml:space="preserve">Business continuity testing</w:t>
+      </w:r>
+    </w:p>
+    <w:p>
+      <w:pPr>
+        <w:pStyle w:val="Compact"/>
+        <w:numPr>
+          <w:ilvl w:val="0"/>
+          <w:numId w:val="1002"/>
+        </w:numPr>
+      </w:pPr>
+      <w:r>
+        <w:t xml:space="preserve">HITRUST assessor scoring and certification decisions</w:t>
+      </w:r>
+    </w:p>
+    <w:bookmarkEnd w:id="15"/>
+    <w:bookmarkStart w:id="16" w:name="framework-topic-csw-capability-map"/>
+    <w:p>
+      <w:pPr>
+        <w:pStyle w:val="Heading2"/>
+      </w:pPr>
+      <w:r>
+        <w:t xml:space="preserve">Framework Topic → CSW Capability Map</w:t>
+      </w:r>
+    </w:p>
+    <w:tbl>
+      <w:tblPr>
+        <w:tblStyle w:val="Table"/>
+        <w:tblW w:type="pct" w:w="5000"/>
+        <w:tblLayout w:type="fixed"/>
+        <w:tblLook w:firstRow="1" w:lastRow="0" w:firstColumn="0" w:lastColumn="0" w:noHBand="0" w:noVBand="0" w:val="0020"/>
+      </w:tblPr>
+      <w:tblGrid>
+        <w:gridCol w:w="2640"/>
+        <w:gridCol w:w="2640"/>
+        <w:gridCol w:w="2640"/>
+      </w:tblGrid>
+      <w:tr>
+        <w:trPr>
+          <w:tblHeader w:val="on"/>
+        </w:trPr>
+        <w:tc>
+          <w:tcPr/>
+          <w:p>
+            <w:pPr>
+              <w:pStyle w:val="Compact"/>
+            </w:pPr>
+            <w:r>
+              <w:t xml:space="preserve">Framework topic</w:t>
+            </w:r>
+          </w:p>
+        </w:tc>
+        <w:tc>
+          <w:tcPr/>
+          <w:p>
+            <w:pPr>
+              <w:pStyle w:val="Compact"/>
+            </w:pPr>
+            <w:r>
+              <w:t xml:space="preserve">CSW capability</w:t>
+            </w:r>
+          </w:p>
+        </w:tc>
+        <w:tc>
+          <w:tcPr/>
+          <w:p>
+            <w:pPr>
+              <w:pStyle w:val="Compact"/>
+            </w:pPr>
+            <w:r>
+              <w:t xml:space="preserve">Evidence artifact</w:t>
+            </w:r>
+          </w:p>
+        </w:tc>
+      </w:tr>
+      <w:tr>
+        <w:tc>
+          <w:tcPr/>
+          <w:p>
+            <w:pPr>
+              <w:pStyle w:val="Compact"/>
+            </w:pPr>
+            <w:r>
+              <w:t xml:space="preserve">Network segregation</w:t>
+            </w:r>
+          </w:p>
+        </w:tc>
+        <w:tc>
+          <w:tcPr/>
+          <w:p>
+            <w:pPr>
+              <w:pStyle w:val="Compact"/>
+            </w:pPr>
+            <w:r>
+              <w:t xml:space="preserve">Policy workspace + workload-to-workload allowlist</w:t>
+            </w:r>
+          </w:p>
+        </w:tc>
+        <w:tc>
+          <w:tcPr/>
+          <w:p>
+            <w:pPr>
+              <w:pStyle w:val="Compact"/>
+            </w:pPr>
+            <w:r>
+              <w:t xml:space="preserve">Workspace snapshot + observed-vs-approved flow comparison</w:t>
+            </w:r>
+          </w:p>
+        </w:tc>
+      </w:tr>
+      <w:tr>
+        <w:tc>
+          <w:tcPr/>
+          <w:p>
+            <w:pPr>
+              <w:pStyle w:val="Compact"/>
+            </w:pPr>
+            <w:r>
+              <w:t xml:space="preserve">Vulnerability management</w:t>
+            </w:r>
+          </w:p>
+        </w:tc>
+        <w:tc>
+          <w:tcPr/>
+          <w:p>
+            <w:pPr>
+              <w:pStyle w:val="Compact"/>
+            </w:pPr>
+            <w:r>
+              <w:t xml:space="preserve">Reachability-weighted CVE on regulated workloads</w:t>
+            </w:r>
+          </w:p>
+        </w:tc>
+        <w:tc>
+          <w:tcPr/>
+          <w:p>
+            <w:pPr>
+              <w:pStyle w:val="Compact"/>
+            </w:pPr>
+            <w:r>
+              <w:t xml:space="preserve">Prioritised remediation list with compensating-control register</w:t>
+            </w:r>
+          </w:p>
+        </w:tc>
+      </w:tr>
+      <w:tr>
+        <w:tc>
+          <w:tcPr/>
+          <w:p>
+            <w:pPr>
+              <w:pStyle w:val="Compact"/>
+            </w:pPr>
+            <w:r>
+              <w:t xml:space="preserve">Monitoring</w:t>
+            </w:r>
+          </w:p>
+        </w:tc>
+        <w:tc>
+          <w:tcPr/>
+          <w:p>
+            <w:pPr>
+              <w:pStyle w:val="Compact"/>
+            </w:pPr>
+            <w:r>
+              <w:t xml:space="preserve">Continuous flow + process telemetry; alerts</w:t>
+            </w:r>
+          </w:p>
+        </w:tc>
+        <w:tc>
+          <w:tcPr/>
+          <w:p>
+            <w:pPr>
+              <w:pStyle w:val="Compact"/>
+            </w:pPr>
+            <w:r>
+              <w:t xml:space="preserve">Alert and anomaly log scoped to HITRUST-CSF</w:t>
+            </w:r>
+          </w:p>
+        </w:tc>
+      </w:tr>
+      <w:tr>
+        <w:tc>
+          <w:tcPr/>
+          <w:p>
+            <w:pPr>
+              <w:pStyle w:val="Compact"/>
+            </w:pPr>
+            <w:r>
+              <w:t xml:space="preserve">Incident response</w:t>
+            </w:r>
+          </w:p>
+        </w:tc>
+        <w:tc>
+          <w:tcPr/>
+          <w:p>
+            <w:pPr>
+              <w:pStyle w:val="Compact"/>
+            </w:pPr>
+            <w:r>
+              <w:t xml:space="preserve">Forensic flow + process search across the incident window</w:t>
+            </w:r>
+          </w:p>
+        </w:tc>
+        <w:tc>
+          <w:tcPr/>
+          <w:p>
+            <w:pPr>
+              <w:pStyle w:val="Compact"/>
+            </w:pPr>
+            <w:r>
+              <w:t xml:space="preserve">Investigation pack with timeline and impact scope</w:t>
+            </w:r>
+          </w:p>
+        </w:tc>
+      </w:tr>
+      <w:tr>
+        <w:tc>
+          <w:tcPr/>
+          <w:p>
+            <w:pPr>
+              <w:pStyle w:val="Compact"/>
+            </w:pPr>
+            <w:r>
+              <w:t xml:space="preserve">Business-associate / third-party egress</w:t>
+            </w:r>
+          </w:p>
+        </w:tc>
+        <w:tc>
+          <w:tcPr/>
+          <w:p>
+            <w:pPr>
+              <w:pStyle w:val="Compact"/>
+            </w:pPr>
+            <w:r>
+              <w:t xml:space="preserve">Outbound flow summary to BA / vendor endpoints</w:t>
+            </w:r>
+          </w:p>
+        </w:tc>
+        <w:tc>
+          <w:tcPr/>
+          <w:p>
+            <w:pPr>
+              <w:pStyle w:val="Compact"/>
+            </w:pPr>
+            <w:r>
+              <w:t xml:space="preserve">BA-edge flow report</w:t>
+            </w:r>
+          </w:p>
+        </w:tc>
+      </w:tr>
+      <w:tr>
+        <w:tc>
+          <w:tcPr/>
+          <w:p>
+            <w:pPr>
+              <w:pStyle w:val="Compact"/>
+            </w:pPr>
+            <w:r>
+              <w:t xml:space="preserve">Audit support</w:t>
+            </w:r>
+          </w:p>
+        </w:tc>
+        <w:tc>
+          <w:tcPr/>
+          <w:p>
+            <w:pPr>
+              <w:pStyle w:val="Compact"/>
+            </w:pPr>
+            <w:r>
+              <w:t xml:space="preserve">Periodic evidence pack</w:t>
+            </w:r>
+          </w:p>
+        </w:tc>
+        <w:tc>
+          <w:tcPr/>
+          <w:p>
+            <w:pPr>
+              <w:pStyle w:val="Compact"/>
+            </w:pPr>
+            <w:r>
+              <w:t xml:space="preserve">Quarterly evidence bundle aligned to HITRUST authoritative-source mappings</w:t>
+            </w:r>
+          </w:p>
+        </w:tc>
+      </w:tr>
+    </w:tbl>
+    <w:bookmarkEnd w:id="16"/>
+    <w:bookmarkStart w:id="17" w:name="evidence-collection-approach"/>
+    <w:p>
+      <w:pPr>
+        <w:pStyle w:val="Heading2"/>
+      </w:pPr>
+      <w:r>
+        <w:t xml:space="preserve">Evidence Collection Approach</w:t>
+      </w:r>
+    </w:p>
+    <w:p>
+      <w:pPr>
+        <w:pStyle w:val="FirstParagraph"/>
+      </w:pPr>
+      <w:r>
+        <w:t xml:space="preserve">The table below describes per-topic evidence collection - what to collect, the CSW source area, and a suggested cadence. The cadence should be tuned to the customer’s audit cycle, regulatory cadence, and risk appetite.</w:t>
+      </w:r>
+    </w:p>
+    <w:tbl>
+      <w:tblPr>
+        <w:tblStyle w:val="Table"/>
+        <w:tblW w:type="pct" w:w="5000"/>
+        <w:tblLayout w:type="fixed"/>
+        <w:tblLook w:firstRow="1" w:lastRow="0" w:firstColumn="0" w:lastColumn="0" w:noHBand="0" w:noVBand="0" w:val="0020"/>
+      </w:tblPr>
+      <w:tblGrid>
+        <w:gridCol w:w="1980"/>
+        <w:gridCol w:w="1980"/>
+        <w:gridCol w:w="1980"/>
+        <w:gridCol w:w="1980"/>
+      </w:tblGrid>
+      <w:tr>
+        <w:trPr>
+          <w:tblHeader w:val="on"/>
+        </w:trPr>
+        <w:tc>
+          <w:tcPr/>
+          <w:p>
+            <w:pPr>
+              <w:pStyle w:val="Compact"/>
+            </w:pPr>
+            <w:r>
+              <w:t xml:space="preserve">Topic</w:t>
+            </w:r>
+          </w:p>
+        </w:tc>
+        <w:tc>
+          <w:tcPr/>
+          <w:p>
+            <w:pPr>
+              <w:pStyle w:val="Compact"/>
+            </w:pPr>
+            <w:r>
+              <w:t xml:space="preserve">What to collect</w:t>
+            </w:r>
+          </w:p>
+        </w:tc>
+        <w:tc>
+          <w:tcPr/>
+          <w:p>
+            <w:pPr>
+              <w:pStyle w:val="Compact"/>
+            </w:pPr>
+            <w:r>
+              <w:t xml:space="preserve">CSW source</w:t>
+            </w:r>
+          </w:p>
+        </w:tc>
+        <w:tc>
+          <w:tcPr/>
+          <w:p>
+            <w:pPr>
+              <w:pStyle w:val="Compact"/>
+            </w:pPr>
+            <w:r>
+              <w:t xml:space="preserve">Suggested cadence</w:t>
+            </w:r>
+          </w:p>
+        </w:tc>
+      </w:tr>
+      <w:tr>
+        <w:tc>
+          <w:tcPr/>
+          <w:p>
+            <w:pPr>
+              <w:pStyle w:val="Compact"/>
+            </w:pPr>
+            <w:r>
+              <w:t xml:space="preserve">Regulated-data system inventory</w:t>
+            </w:r>
+          </w:p>
+        </w:tc>
+        <w:tc>
+          <w:tcPr/>
+          <w:p>
+            <w:pPr>
+              <w:pStyle w:val="Compact"/>
+            </w:pPr>
+            <w:r>
+              <w:t xml:space="preserve">Workloads with ePHI / PCI / PII labels</w:t>
+            </w:r>
+          </w:p>
+        </w:tc>
+        <w:tc>
+          <w:tcPr/>
+          <w:p>
+            <w:pPr>
+              <w:pStyle w:val="Compact"/>
+            </w:pPr>
+            <w:r>
+              <w:t xml:space="preserve">Inventory + scope membership export</w:t>
+            </w:r>
+          </w:p>
+        </w:tc>
+        <w:tc>
+          <w:tcPr/>
+          <w:p>
+            <w:pPr>
+              <w:pStyle w:val="Compact"/>
+            </w:pPr>
+            <w:r>
+              <w:t xml:space="preserve">Monthly</w:t>
+            </w:r>
+          </w:p>
+        </w:tc>
+      </w:tr>
+      <w:tr>
+        <w:tc>
+          <w:tcPr/>
+          <w:p>
+            <w:pPr>
+              <w:pStyle w:val="Compact"/>
+            </w:pPr>
+            <w:r>
+              <w:t xml:space="preserve">Segmentation evidence</w:t>
+            </w:r>
+          </w:p>
+        </w:tc>
+        <w:tc>
+          <w:tcPr/>
+          <w:p>
+            <w:pPr>
+              <w:pStyle w:val="Compact"/>
+            </w:pPr>
+            <w:r>
+              <w:t xml:space="preserve">Workspace snapshot + observed-vs-approved flow comparison</w:t>
+            </w:r>
+          </w:p>
+        </w:tc>
+        <w:tc>
+          <w:tcPr/>
+          <w:p>
+            <w:pPr>
+              <w:pStyle w:val="Compact"/>
+            </w:pPr>
+            <w:r>
+              <w:t xml:space="preserve">Policy workspace export + ADM export</w:t>
+            </w:r>
+          </w:p>
+        </w:tc>
+        <w:tc>
+          <w:tcPr/>
+          <w:p>
+            <w:pPr>
+              <w:pStyle w:val="Compact"/>
+            </w:pPr>
+            <w:r>
+              <w:t xml:space="preserve">Quarterly + after each change</w:t>
+            </w:r>
+          </w:p>
+        </w:tc>
+      </w:tr>
+      <w:tr>
+        <w:tc>
+          <w:tcPr/>
+          <w:p>
+            <w:pPr>
+              <w:pStyle w:val="Compact"/>
+            </w:pPr>
+            <w:r>
+              <w:t xml:space="preserve">Vulnerability + reachability</w:t>
+            </w:r>
+          </w:p>
+        </w:tc>
+        <w:tc>
+          <w:tcPr/>
+          <w:p>
+            <w:pPr>
+              <w:pStyle w:val="Compact"/>
+            </w:pPr>
+            <w:r>
+              <w:t xml:space="preserve">CVE list weighted by reach into regulated-data systems</w:t>
+            </w:r>
+          </w:p>
+        </w:tc>
+        <w:tc>
+          <w:tcPr/>
+          <w:p>
+            <w:pPr>
+              <w:pStyle w:val="Compact"/>
+            </w:pPr>
+            <w:r>
+              <w:t xml:space="preserve">Vulnerability report scoped to HITRUST-CSF</w:t>
+            </w:r>
+          </w:p>
+        </w:tc>
+        <w:tc>
+          <w:tcPr/>
+          <w:p>
+            <w:pPr>
+              <w:pStyle w:val="Compact"/>
+            </w:pPr>
+            <w:r>
+              <w:t xml:space="preserve">Monthly</w:t>
+            </w:r>
+          </w:p>
+        </w:tc>
+      </w:tr>
+      <w:tr>
+        <w:tc>
+          <w:tcPr/>
+          <w:p>
+            <w:pPr>
+              <w:pStyle w:val="Compact"/>
+            </w:pPr>
+            <w:r>
+              <w:t xml:space="preserve">Third-party egress reconciliation</w:t>
+            </w:r>
+          </w:p>
+        </w:tc>
+        <w:tc>
+          <w:tcPr/>
+          <w:p>
+            <w:pPr>
+              <w:pStyle w:val="Compact"/>
+            </w:pPr>
+            <w:r>
+              <w:t xml:space="preserve">Outbound flow to BA / vendor endpoints</w:t>
+            </w:r>
+          </w:p>
+        </w:tc>
+        <w:tc>
+          <w:tcPr/>
+          <w:p>
+            <w:pPr>
+              <w:pStyle w:val="Compact"/>
+            </w:pPr>
+            <w:r>
+              <w:t xml:space="preserve">Flow search filtered to BA / vendor endpoints</w:t>
+            </w:r>
+          </w:p>
+        </w:tc>
+        <w:tc>
+          <w:tcPr/>
+          <w:p>
+            <w:pPr>
+              <w:pStyle w:val="Compact"/>
+            </w:pPr>
+            <w:r>
+              <w:t xml:space="preserve">Monthly</w:t>
+            </w:r>
+          </w:p>
+        </w:tc>
+      </w:tr>
+      <w:tr>
+        <w:tc>
+          <w:tcPr/>
+          <w:p>
+            <w:pPr>
+              <w:pStyle w:val="Compact"/>
+            </w:pPr>
+            <w:r>
+              <w:t xml:space="preserve">Incident timeline sample</w:t>
+            </w:r>
+          </w:p>
+        </w:tc>
+        <w:tc>
+          <w:tcPr/>
+          <w:p>
+            <w:pPr>
+              <w:pStyle w:val="Compact"/>
+            </w:pPr>
+            <w:r>
+              <w:t xml:space="preserve">One representative incident</w:t>
+            </w:r>
+          </w:p>
+        </w:tc>
+        <w:tc>
+          <w:tcPr/>
+          <w:p>
+            <w:pPr>
+              <w:pStyle w:val="Compact"/>
+            </w:pPr>
+            <w:r>
+              <w:t xml:space="preserve">Flow + process search</w:t>
+            </w:r>
+          </w:p>
+        </w:tc>
+        <w:tc>
+          <w:tcPr/>
+          <w:p>
+            <w:pPr>
+              <w:pStyle w:val="Compact"/>
+            </w:pPr>
+            <w:r>
+              <w:t xml:space="preserve">Per incident</w:t>
+            </w:r>
+          </w:p>
+        </w:tc>
+      </w:tr>
+    </w:tbl>
+    <w:bookmarkEnd w:id="17"/>
+    <w:bookmarkStart w:id="18" w:name="pov-workshop-approach"/>
     <w:p>
       <w:pPr>
         <w:pStyle w:val="Heading2"/>
@@ -354,7 +1058,7 @@
         </w:numPr>
       </w:pPr>
       <w:r>
-        <w:t xml:space="preserve">Select one business service, regulated boundary, or critical workload group.</w:t>
+        <w:t xml:space="preserve">Confirm the framework version and assessment cycle with the customer’s compliance team.</w:t>
       </w:r>
     </w:p>
     <w:p>
@@ -366,7 +1070,7 @@
         </w:numPr>
       </w:pPr>
       <w:r>
-        <w:t xml:space="preserve">Validate workload coverage and install sensors or configure supported connectors.</w:t>
+        <w:t xml:space="preserve">Select one business service, regulated boundary, or critical workload group to start with; do not attempt to instrument the entire estate in the POV.</w:t>
       </w:r>
     </w:p>
     <w:p>
@@ -378,7 +1082,7 @@
         </w:numPr>
       </w:pPr>
       <w:r>
-        <w:t xml:space="preserve">Apply labels for application, environment, owner, data class, criticality, compliance scope, and lifecycle.</w:t>
+        <w:t xml:space="preserve">Validate workload coverage and install sensors or configure supported connectors. Document the cannot-instrument register; this is itself evidence.</w:t>
       </w:r>
     </w:p>
     <w:p>
@@ -390,7 +1094,76 @@
         </w:numPr>
       </w:pPr>
       <w:r>
-        <w:t xml:space="preserve">Observe flows over a representative business window.</w:t>
+        <w:t xml:space="preserve">Apply labels for application, environment, owner, data class, criticality, compliance scope, and any framework-specific tags (e.g. </w:t>
+      </w:r>
+      <w:r>
+        <w:rPr>
+          <w:rStyle w:val="VerbatimChar"/>
+        </w:rPr>
+        <w:t xml:space="preserve">tenant</w:t>
+      </w:r>
+      <w:r>
+        <w:t xml:space="preserve">,</w:t>
+      </w:r>
+      <w:r>
+        <w:t xml:space="preserve"> </w:t>
+      </w:r>
+      <w:r>
+        <w:rPr>
+          <w:rStyle w:val="VerbatimChar"/>
+        </w:rPr>
+        <w:t xml:space="preserve">prototype</w:t>
+      </w:r>
+      <w:r>
+        <w:t xml:space="preserve">,</w:t>
+      </w:r>
+      <w:r>
+        <w:t xml:space="preserve"> </w:t>
+      </w:r>
+      <w:r>
+        <w:rPr>
+          <w:rStyle w:val="VerbatimChar"/>
+        </w:rPr>
+        <w:t xml:space="preserve">isa_level</w:t>
+      </w:r>
+      <w:r>
+        <w:t xml:space="preserve">,</w:t>
+      </w:r>
+      <w:r>
+        <w:t xml:space="preserve"> </w:t>
+      </w:r>
+      <w:r>
+        <w:rPr>
+          <w:rStyle w:val="VerbatimChar"/>
+        </w:rPr>
+        <w:t xml:space="preserve">npi</w:t>
+      </w:r>
+      <w:r>
+        <w:t xml:space="preserve">,</w:t>
+      </w:r>
+      <w:r>
+        <w:t xml:space="preserve"> </w:t>
+      </w:r>
+      <w:r>
+        <w:rPr>
+          <w:rStyle w:val="VerbatimChar"/>
+        </w:rPr>
+        <w:t xml:space="preserve">cui</w:t>
+      </w:r>
+      <w:r>
+        <w:t xml:space="preserve">,</w:t>
+      </w:r>
+      <w:r>
+        <w:t xml:space="preserve"> </w:t>
+      </w:r>
+      <w:r>
+        <w:rPr>
+          <w:rStyle w:val="VerbatimChar"/>
+        </w:rPr>
+        <w:t xml:space="preserve">ephi</w:t>
+      </w:r>
+      <w:r>
+        <w:t xml:space="preserve">).</w:t>
       </w:r>
     </w:p>
     <w:p>
@@ -402,7 +1175,7 @@
         </w:numPr>
       </w:pPr>
       <w:r>
-        <w:t xml:space="preserve">Use ADM to generate a candidate policy and review it with the application owner.</w:t>
+        <w:t xml:space="preserve">Observe flows over a representative business window. Minimum two weeks; longer if the customer has month-end, quarterly, or seasonal cycles relevant to the scope.</w:t>
       </w:r>
     </w:p>
     <w:p>
@@ -414,11 +1187,23 @@
         </w:numPr>
       </w:pPr>
       <w:r>
-        <w:t xml:space="preserve">Package inventory, scope, flows, policy, exceptions, and known gaps as the evidence output.</w:t>
-      </w:r>
-    </w:p>
-    <w:bookmarkEnd w:id="14"/>
-    <w:bookmarkStart w:id="15" w:name="boundaries-and-complementary-controls"/>
+        <w:t xml:space="preserve">Use ADM to generate a candidate policy. Review with the application owner. Run in Simulation mode for at least two weeks before any enforcement.</w:t>
+      </w:r>
+    </w:p>
+    <w:p>
+      <w:pPr>
+        <w:pStyle w:val="Compact"/>
+        <w:numPr>
+          <w:ilvl w:val="0"/>
+          <w:numId w:val="1003"/>
+        </w:numPr>
+      </w:pPr>
+      <w:r>
+        <w:t xml:space="preserve">Package inventory, scope, flows, policy, exceptions, and known gaps as the evidence output. Cross-reference this report’s evidence collection table with the customer’s existing audit work-papers.</w:t>
+      </w:r>
+    </w:p>
+    <w:bookmarkEnd w:id="18"/>
+    <w:bookmarkStart w:id="19" w:name="boundaries-and-complementary-controls"/>
     <w:p>
       <w:pPr>
         <w:pStyle w:val="Heading2"/>
@@ -432,16 +1217,34 @@
         <w:pStyle w:val="FirstParagraph"/>
       </w:pPr>
       <w:r>
-        <w:t xml:space="preserve">CSW does not replace HITRUST assessment methodology, control scoring, privacy governance, IAM, encryption, vendor management, or policy ownership.</w:t>
-      </w:r>
-    </w:p>
-    <w:bookmarkEnd w:id="15"/>
-    <w:bookmarkStart w:id="16" w:name="disclaimer"/>
+        <w:t xml:space="preserve">CSW does not replace HITRUST authoritative-source policy, training, governance, the HITRUST assessor’s scoring, identity lifecycle, encryption, physical and environmental controls, or HITRUST certification submission.</w:t>
+      </w:r>
+    </w:p>
+    <w:bookmarkEnd w:id="19"/>
+    <w:bookmarkStart w:id="20" w:name="assessor-auditor-caveat"/>
     <w:p>
       <w:pPr>
         <w:pStyle w:val="Heading2"/>
       </w:pPr>
       <w:r>
+        <w:t xml:space="preserve">Assessor / Auditor Caveat</w:t>
+      </w:r>
+    </w:p>
+    <w:p>
+      <w:pPr>
+        <w:pStyle w:val="FirstParagraph"/>
+      </w:pPr>
+      <w:r>
+        <w:t xml:space="preserve">CSW provides technical evidence inputs. The customer’s qualified assessor, auditor, certifying body, or regulator determines compliance status. Validate all framework-topic mappings, control IDs, paragraph references, and section numbers in this report against the current official framework text. If the customer is being assessed against a version other than the one referenced in the framework version note above, revalidate before use.</w:t>
+      </w:r>
+    </w:p>
+    <w:bookmarkEnd w:id="20"/>
+    <w:bookmarkStart w:id="21" w:name="disclaimer"/>
+    <w:p>
+      <w:pPr>
+        <w:pStyle w:val="Heading2"/>
+      </w:pPr>
+      <w:r>
         <w:t xml:space="preserve">Disclaimer</w:t>
       </w:r>
     </w:p>
@@ -453,8 +1256,8 @@
         <w:t xml:space="preserve">This report is for informational and planning purposes. It is not legal, regulatory, audit, or certification advice. Validate all mappings against the current official framework text, the customer’s environment, and qualified compliance, legal, and audit professionals.</w:t>
       </w:r>
     </w:p>
-    <w:bookmarkEnd w:id="16"/>
-    <w:bookmarkEnd w:id="17"/>
+    <w:bookmarkEnd w:id="21"/>
+    <w:bookmarkEnd w:id="22"/>
     <w:sectPr>
       <w:footnotePr>
         <w:numRestart w:val="eachSect"/>
